--- a/CONFIRMATION_LETTER_Template.docx
+++ b/CONFIRMATION_LETTER_Template.docx
@@ -304,19 +304,22 @@
         <w:t xml:space="preserve"> </w:t>
       </w:r>
       <w:r>
-        <w:t xml:space="preserve">[him/her] with an [Application Type] Application at the Department of Home Affairs. </w:t>
-      </w:r>
-    </w:p>
-    <w:p>
-      <w:pPr>
-        <w:tabs>
-          <w:tab w:val="left" w:pos="720"/>
-          <w:tab w:val="left" w:pos="1440"/>
-          <w:tab w:val="left" w:pos="6790"/>
-        </w:tabs>
-      </w:pPr>
+        <w:t>them</w:t>
+      </w:r>
       <w:bookmarkStart w:id="0" w:name="_GoBack"/>
       <w:bookmarkEnd w:id="0"/>
+      <w:r>
+        <w:t xml:space="preserve"> with an [Application Type] Application at the Department of Home Affairs. </w:t>
+      </w:r>
+    </w:p>
+    <w:p>
+      <w:pPr>
+        <w:tabs>
+          <w:tab w:val="left" w:pos="720"/>
+          <w:tab w:val="left" w:pos="1440"/>
+          <w:tab w:val="left" w:pos="6790"/>
+        </w:tabs>
+      </w:pPr>
     </w:p>
     <w:p>
       <w:pPr>
@@ -3065,7 +3068,7 @@
 </file>
 
 <file path=customXml/itemProps1.xml><?xml version="1.0" encoding="utf-8"?>
-<ds:datastoreItem xmlns:ds="http://schemas.openxmlformats.org/officeDocument/2006/customXml" ds:itemID="{315423E4-2AE1-4469-B484-5CDF7C28A179}">
+<ds:datastoreItem xmlns:ds="http://schemas.openxmlformats.org/officeDocument/2006/customXml" ds:itemID="{B7828633-FA84-4F99-95AD-67C5D23405A2}">
   <ds:schemaRefs>
     <ds:schemaRef ds:uri="http://schemas.openxmlformats.org/officeDocument/2006/bibliography"/>
   </ds:schemaRefs>

--- a/CONFIRMATION_LETTER_Template.docx
+++ b/CONFIRMATION_LETTER_Template.docx
@@ -304,47 +304,42 @@
         <w:t xml:space="preserve"> </w:t>
       </w:r>
       <w:r>
-        <w:t xml:space="preserve">[him/her] with an [Application Type] Application at the Department of Home Affairs. </w:t>
-      </w:r>
-    </w:p>
-    <w:p>
-      <w:pPr>
-        <w:tabs>
-          <w:tab w:val="left" w:pos="720"/>
-          <w:tab w:val="left" w:pos="1440"/>
-          <w:tab w:val="left" w:pos="6790"/>
-        </w:tabs>
-      </w:pPr>
+        <w:t>them</w:t>
+      </w:r>
       <w:bookmarkStart w:id="0" w:name="_GoBack"/>
       <w:bookmarkEnd w:id="0"/>
-    </w:p>
-    <w:p>
-      <w:pPr>
-        <w:tabs>
-          <w:tab w:val="left" w:pos="720"/>
-          <w:tab w:val="left" w:pos="1440"/>
-          <w:tab w:val="left" w:pos="6790"/>
-        </w:tabs>
-      </w:pPr>
-    </w:p>
-    <w:p>
-      <w:pPr>
-        <w:tabs>
-          <w:tab w:val="left" w:pos="720"/>
-          <w:tab w:val="left" w:pos="1440"/>
-          <w:tab w:val="left" w:pos="6790"/>
-        </w:tabs>
-      </w:pPr>
-      <w:r>
-        <w:t xml:space="preserve">If you have any queries with regards to the above, please </w:t>
-      </w:r>
-      <w:proofErr w:type="gramStart"/>
-      <w:r>
-        <w:t>don’t  hesitate</w:t>
-      </w:r>
-      <w:proofErr w:type="gramEnd"/>
-      <w:r>
-        <w:t xml:space="preserve"> to contact the undersigned on Office: </w:t>
+      <w:r>
+        <w:t xml:space="preserve"> with an [Application Type] Application at the Department of Home Affairs. </w:t>
+      </w:r>
+    </w:p>
+    <w:p>
+      <w:pPr>
+        <w:tabs>
+          <w:tab w:val="left" w:pos="720"/>
+          <w:tab w:val="left" w:pos="1440"/>
+          <w:tab w:val="left" w:pos="6790"/>
+        </w:tabs>
+      </w:pPr>
+    </w:p>
+    <w:p>
+      <w:pPr>
+        <w:tabs>
+          <w:tab w:val="left" w:pos="720"/>
+          <w:tab w:val="left" w:pos="1440"/>
+          <w:tab w:val="left" w:pos="6790"/>
+        </w:tabs>
+      </w:pPr>
+    </w:p>
+    <w:p>
+      <w:pPr>
+        <w:tabs>
+          <w:tab w:val="left" w:pos="720"/>
+          <w:tab w:val="left" w:pos="1440"/>
+          <w:tab w:val="left" w:pos="6790"/>
+        </w:tabs>
+      </w:pPr>
+      <w:r>
+        <w:t xml:space="preserve">If you have any queries with regards to the above, please don’t  hesitate to contact the undersigned on Office: </w:t>
       </w:r>
     </w:p>
     <w:p>
@@ -750,27 +745,7 @@
               <w:sz w:val="12"/>
               <w:szCs w:val="14"/>
             </w:rPr>
-            <w:t xml:space="preserve">CEO - Rod Maxwell – </w:t>
-          </w:r>
-          <w:proofErr w:type="spellStart"/>
-          <w:r>
-            <w:rPr>
-              <w:rFonts w:ascii="Arial" w:hAnsi="Arial" w:cs="Arial"/>
-              <w:color w:val="000000"/>
-              <w:sz w:val="12"/>
-              <w:szCs w:val="14"/>
-            </w:rPr>
-            <w:t>Reg</w:t>
-          </w:r>
-          <w:proofErr w:type="spellEnd"/>
-          <w:r>
-            <w:rPr>
-              <w:rFonts w:ascii="Arial" w:hAnsi="Arial" w:cs="Arial"/>
-              <w:color w:val="000000"/>
-              <w:sz w:val="12"/>
-              <w:szCs w:val="14"/>
-            </w:rPr>
-            <w:t xml:space="preserve"> Migration Practitioner </w:t>
+            <w:t xml:space="preserve">CEO - Rod Maxwell – Reg Migration Practitioner </w:t>
           </w:r>
           <w:r>
             <w:rPr>
@@ -826,7 +801,6 @@
             </w:rPr>
             <w:t xml:space="preserve"> </w:t>
           </w:r>
-          <w:proofErr w:type="spellStart"/>
           <w:r>
             <w:rPr>
               <w:rFonts w:ascii="Arial" w:hAnsi="Arial" w:cs="Arial"/>
@@ -836,7 +810,6 @@
             </w:rPr>
             <w:t>Co.Reg.No</w:t>
           </w:r>
-          <w:proofErr w:type="spellEnd"/>
           <w:r>
             <w:rPr>
               <w:rFonts w:ascii="Arial" w:hAnsi="Arial" w:cs="Arial"/>
@@ -3065,7 +3038,7 @@
 </file>
 
 <file path=customXml/itemProps1.xml><?xml version="1.0" encoding="utf-8"?>
-<ds:datastoreItem xmlns:ds="http://schemas.openxmlformats.org/officeDocument/2006/customXml" ds:itemID="{315423E4-2AE1-4469-B484-5CDF7C28A179}">
+<ds:datastoreItem xmlns:ds="http://schemas.openxmlformats.org/officeDocument/2006/customXml" ds:itemID="{23F68085-2944-48E1-BD56-1F00D512AE75}">
   <ds:schemaRefs>
     <ds:schemaRef ds:uri="http://schemas.openxmlformats.org/officeDocument/2006/bibliography"/>
   </ds:schemaRefs>
